--- a/docs/TDS_Test_Report.docx
+++ b/docs/TDS_Test_Report.docx
@@ -18,12 +18,6 @@
       </w:r>
     </w:p>
     <w:p>
-      <w:r>
-        <w:t>Assessor: GitHub Copilot</w:t>
-      </w:r>
-    </w:p>
-    <w:p/>
-    <w:p>
       <w:pPr>
         <w:pStyle w:val="Heading1"/>
       </w:pPr>
@@ -36,7 +30,15 @@
         <w:pStyle w:val="ListBullet"/>
       </w:pPr>
       <w:r>
-        <w:t>Overall status: PASS for all executed automated Go test suites.</w:t>
+        <w:t xml:space="preserve">Overall status: PASS for all executed automated Go </w:t>
+      </w:r>
+      <w:proofErr w:type="gramStart"/>
+      <w:r>
+        <w:t>test</w:t>
+      </w:r>
+      <w:proofErr w:type="gramEnd"/>
+      <w:r>
+        <w:t xml:space="preserve"> suites.</w:t>
       </w:r>
     </w:p>
     <w:p>
@@ -44,7 +46,15 @@
         <w:pStyle w:val="ListBullet"/>
       </w:pPr>
       <w:r>
-        <w:t>Full repository test command (`go test ./... -count=1`) completed without failures.</w:t>
+        <w:t xml:space="preserve">Full repository test command (`go </w:t>
+      </w:r>
+      <w:proofErr w:type="gramStart"/>
+      <w:r>
+        <w:t>test .</w:t>
+      </w:r>
+      <w:proofErr w:type="gramEnd"/>
+      <w:r>
+        <w:t>/... -count=1`) completed without failures.</w:t>
       </w:r>
     </w:p>
     <w:p>
@@ -52,7 +62,15 @@
         <w:pStyle w:val="ListBullet"/>
       </w:pPr>
       <w:r>
-        <w:t>Integration-heavy suite (`go test ./tests/... -count=1 -v`) passed, including DHT forwarding and convergence scenarios.</w:t>
+        <w:t xml:space="preserve">Integration-heavy suite (`go </w:t>
+      </w:r>
+      <w:proofErr w:type="gramStart"/>
+      <w:r>
+        <w:t>test .</w:t>
+      </w:r>
+      <w:proofErr w:type="gramEnd"/>
+      <w:r>
+        <w:t>/tests/... -count=1 -v`) passed, including DHT forwarding and convergence scenarios.</w:t>
       </w:r>
     </w:p>
     <w:p>
@@ -60,7 +78,39 @@
         <w:pStyle w:val="ListBullet"/>
       </w:pPr>
       <w:r>
-        <w:t>Concurrency checks (`go test -race ./pkg/registry ./pkg/dht ./pkg/transport ./tests -count=1`) passed with no data race reports.</w:t>
+        <w:t>Concurrency checks (`go test -</w:t>
+      </w:r>
+      <w:proofErr w:type="gramStart"/>
+      <w:r>
+        <w:t>race .</w:t>
+      </w:r>
+      <w:proofErr w:type="gramEnd"/>
+      <w:r>
+        <w:t>/pkg/</w:t>
+      </w:r>
+      <w:proofErr w:type="gramStart"/>
+      <w:r>
+        <w:t>registry .</w:t>
+      </w:r>
+      <w:proofErr w:type="gramEnd"/>
+      <w:r>
+        <w:t>/pkg/</w:t>
+      </w:r>
+      <w:proofErr w:type="gramStart"/>
+      <w:r>
+        <w:t>dht .</w:t>
+      </w:r>
+      <w:proofErr w:type="gramEnd"/>
+      <w:r>
+        <w:t>/pkg/</w:t>
+      </w:r>
+      <w:proofErr w:type="gramStart"/>
+      <w:r>
+        <w:t>transport .</w:t>
+      </w:r>
+      <w:proofErr w:type="gramEnd"/>
+      <w:r>
+        <w:t>/tests -count=1`) passed with no data race reports.</w:t>
       </w:r>
     </w:p>
     <w:p>
@@ -68,13 +118,15 @@
         <w:pStyle w:val="ListBullet"/>
       </w:pPr>
       <w:r>
-        <w:t>Function coverage summary from the last full-suite `go tool cover` profile: 23.7% total statements. A targeted firewall rerun after adding comprehensive firewall tests raised firewall package coverage from 53.7% to 98.5%.</w:t>
+        <w:t xml:space="preserve">Function coverage summary from the last </w:t>
       </w:r>
-    </w:p>
-    <w:p/>
-    <w:p>
+      <w:proofErr w:type="gramStart"/>
       <w:r>
-        <w:t>Primary residual risk remains the documented P2P cleanup/data-consistency gap (see Section 5), which is acknowledged in both docs and code TODOs.</w:t>
+        <w:t>full-suite</w:t>
+      </w:r>
+      <w:proofErr w:type="gramEnd"/>
+      <w:r>
+        <w:t xml:space="preserve"> `go tool cover` profile: 23.7% total statements. A targeted firewall rerun after adding comprehensive firewall tests raised firewall package coverage from 53.7% to 98.5%.</w:t>
       </w:r>
     </w:p>
     <w:p/>
@@ -112,7 +164,15 @@
         <w:pStyle w:val="ListBullet"/>
       </w:pPr>
       <w:r>
-        <w:t>Race-detector run across concurrency-critical packages.</w:t>
+        <w:t xml:space="preserve">Race-detector </w:t>
+      </w:r>
+      <w:proofErr w:type="gramStart"/>
+      <w:r>
+        <w:t>run</w:t>
+      </w:r>
+      <w:proofErr w:type="gramEnd"/>
+      <w:r>
+        <w:t xml:space="preserve"> across concurrency-critical packages.</w:t>
       </w:r>
     </w:p>
     <w:p>
@@ -166,7 +226,6 @@
         <w:pStyle w:val="ListBullet"/>
       </w:pPr>
       <w:r>
-        <w:lastRenderedPageBreak/>
         <w:t>Performance benchmarking/soak tests.</w:t>
       </w:r>
     </w:p>
@@ -176,6 +235,7 @@
         <w:pStyle w:val="Heading1"/>
       </w:pPr>
       <w:r>
+        <w:lastRenderedPageBreak/>
         <w:t>3. Test Execution Results</w:t>
       </w:r>
     </w:p>
@@ -189,22 +249,86 @@
     </w:p>
     <w:p>
       <w:r>
-        <w:t>1. `go test ./... -count=1`</w:t>
+        <w:t xml:space="preserve">1. `go </w:t>
+      </w:r>
+      <w:proofErr w:type="gramStart"/>
+      <w:r>
+        <w:t>test .</w:t>
+      </w:r>
+      <w:proofErr w:type="gramEnd"/>
+      <w:r>
+        <w:t>/... -count=1`</w:t>
       </w:r>
     </w:p>
     <w:p>
       <w:r>
-        <w:t>2. `go test ./tests/... -count=1 -v`</w:t>
+        <w:t xml:space="preserve">2. `go </w:t>
+      </w:r>
+      <w:proofErr w:type="gramStart"/>
+      <w:r>
+        <w:t>test .</w:t>
+      </w:r>
+      <w:proofErr w:type="gramEnd"/>
+      <w:r>
+        <w:t>/tests/... -count=1 -v`</w:t>
       </w:r>
     </w:p>
     <w:p>
       <w:r>
-        <w:t>3. `go test -race ./pkg/registry ./pkg/dht ./pkg/transport ./tests -count=1`</w:t>
+        <w:t>3. `go test -</w:t>
+      </w:r>
+      <w:proofErr w:type="gramStart"/>
+      <w:r>
+        <w:t>race .</w:t>
+      </w:r>
+      <w:proofErr w:type="gramEnd"/>
+      <w:r>
+        <w:t>/pkg/</w:t>
+      </w:r>
+      <w:proofErr w:type="gramStart"/>
+      <w:r>
+        <w:t>registry .</w:t>
+      </w:r>
+      <w:proofErr w:type="gramEnd"/>
+      <w:r>
+        <w:t>/pkg/</w:t>
+      </w:r>
+      <w:proofErr w:type="gramStart"/>
+      <w:r>
+        <w:t>dht .</w:t>
+      </w:r>
+      <w:proofErr w:type="gramEnd"/>
+      <w:r>
+        <w:t>/pkg/</w:t>
+      </w:r>
+      <w:proofErr w:type="gramStart"/>
+      <w:r>
+        <w:t>transport .</w:t>
+      </w:r>
+      <w:proofErr w:type="gramEnd"/>
+      <w:r>
+        <w:t>/tests -count=1`</w:t>
       </w:r>
     </w:p>
     <w:p>
       <w:r>
-        <w:t>4. `go test ./... -count=1 -coverprofile=full_coverage_20260315.out`</w:t>
+        <w:t>4</w:t>
+      </w:r>
+      <w:proofErr w:type="gramStart"/>
+      <w:r>
+        <w:t>. `go</w:t>
+      </w:r>
+      <w:proofErr w:type="gramEnd"/>
+      <w:r>
+        <w:t xml:space="preserve"> </w:t>
+      </w:r>
+      <w:proofErr w:type="gramStart"/>
+      <w:r>
+        <w:t>test .</w:t>
+      </w:r>
+      <w:proofErr w:type="gramEnd"/>
+      <w:r>
+        <w:t>/... -count=1 -coverprofile=full_coverage_20260315.out`</w:t>
       </w:r>
     </w:p>
     <w:p>
@@ -234,7 +358,15 @@
         <w:pStyle w:val="ListBullet"/>
       </w:pPr>
       <w:r>
-        <w:t>No package reported failing tests in the full-suite run, and the subsequent targeted firewall package rerun also passed.</w:t>
+        <w:t xml:space="preserve">No package reported failing tests in the </w:t>
+      </w:r>
+      <w:proofErr w:type="gramStart"/>
+      <w:r>
+        <w:t>full-suite</w:t>
+      </w:r>
+      <w:proofErr w:type="gramEnd"/>
+      <w:r>
+        <w:t xml:space="preserve"> run, and the subsequent targeted firewall package rerun also passed.</w:t>
       </w:r>
     </w:p>
     <w:p>
@@ -321,7 +453,6 @@
         <w:pStyle w:val="ListBullet"/>
       </w:pPr>
       <w:r>
-        <w:lastRenderedPageBreak/>
         <w:t>Packages: pkg/registry, pkg/dht, pkg/firewall, pkg/transport, pkg/store/postgres, tests</w:t>
       </w:r>
     </w:p>
@@ -331,77 +462,358 @@
         <w:pStyle w:val="Heading1"/>
       </w:pPr>
       <w:r>
+        <w:lastRenderedPageBreak/>
         <w:t>4. Coverage Results</w:t>
       </w:r>
     </w:p>
     <w:p>
+      <w:pPr>
+        <w:pStyle w:val="ListBullet"/>
+        <w:numPr>
+          <w:ilvl w:val="0"/>
+          <w:numId w:val="0"/>
+        </w:numPr>
+        <w:ind w:left="360" w:hanging="360"/>
+        <w:rPr>
+          <w:lang w:val="en-GB"/>
+        </w:rPr>
+      </w:pPr>
       <w:r>
-        <w:t>Package-level coverage:</w:t>
+        <w:rPr>
+          <w:lang w:val="en-GB"/>
+        </w:rPr>
+        <w:t>Package-level coverage (pkg/*):</w:t>
       </w:r>
     </w:p>
     <w:p>
       <w:pPr>
         <w:pStyle w:val="ListBullet"/>
+        <w:numPr>
+          <w:ilvl w:val="0"/>
+          <w:numId w:val="10"/>
+        </w:numPr>
+        <w:tabs>
+          <w:tab w:val="num" w:pos="720"/>
+        </w:tabs>
+        <w:rPr>
+          <w:lang w:val="en-GB"/>
+        </w:rPr>
       </w:pPr>
       <w:r>
-        <w:t>postgres: 95.7%</w:t>
+        <w:rPr>
+          <w:lang w:val="en-GB"/>
+        </w:rPr>
+        <w:t>Postgres</w:t>
+      </w:r>
+      <w:r>
+        <w:rPr>
+          <w:lang w:val="en-GB"/>
+        </w:rPr>
+        <w:t xml:space="preserve">: </w:t>
+      </w:r>
+      <w:r>
+        <w:rPr>
+          <w:lang w:val="en-GB"/>
+        </w:rPr>
+        <w:t>87.8</w:t>
+      </w:r>
+      <w:r>
+        <w:rPr>
+          <w:lang w:val="en-GB"/>
+        </w:rPr>
+        <w:t>%</w:t>
       </w:r>
     </w:p>
     <w:p>
       <w:pPr>
         <w:pStyle w:val="ListBullet"/>
+        <w:numPr>
+          <w:ilvl w:val="0"/>
+          <w:numId w:val="10"/>
+        </w:numPr>
+        <w:tabs>
+          <w:tab w:val="num" w:pos="720"/>
+        </w:tabs>
+        <w:rPr>
+          <w:lang w:val="en-GB"/>
+        </w:rPr>
       </w:pPr>
       <w:r>
-        <w:t>dht: 84.6%</w:t>
+        <w:rPr>
+          <w:lang w:val="en-GB"/>
+        </w:rPr>
+        <w:t>DHT</w:t>
+      </w:r>
+      <w:r>
+        <w:rPr>
+          <w:lang w:val="en-GB"/>
+        </w:rPr>
+        <w:t>: 84.</w:t>
+      </w:r>
+      <w:r>
+        <w:rPr>
+          <w:lang w:val="en-GB"/>
+        </w:rPr>
+        <w:t>8</w:t>
+      </w:r>
+      <w:r>
+        <w:rPr>
+          <w:lang w:val="en-GB"/>
+        </w:rPr>
+        <w:t>%</w:t>
       </w:r>
     </w:p>
     <w:p>
       <w:pPr>
         <w:pStyle w:val="ListBullet"/>
+        <w:numPr>
+          <w:ilvl w:val="0"/>
+          <w:numId w:val="10"/>
+        </w:numPr>
+        <w:tabs>
+          <w:tab w:val="num" w:pos="720"/>
+        </w:tabs>
+        <w:rPr>
+          <w:lang w:val="en-GB"/>
+        </w:rPr>
       </w:pPr>
       <w:r>
-        <w:t>client: 74.9%</w:t>
+        <w:rPr>
+          <w:lang w:val="en-GB"/>
+        </w:rPr>
+        <w:t>Client</w:t>
+      </w:r>
+      <w:r>
+        <w:rPr>
+          <w:lang w:val="en-GB"/>
+        </w:rPr>
+        <w:t xml:space="preserve">: </w:t>
+      </w:r>
+      <w:r>
+        <w:rPr>
+          <w:lang w:val="en-GB"/>
+        </w:rPr>
+        <w:t>79.6</w:t>
+      </w:r>
+      <w:r>
+        <w:rPr>
+          <w:lang w:val="en-GB"/>
+        </w:rPr>
+        <w:t>%</w:t>
       </w:r>
     </w:p>
     <w:p>
       <w:pPr>
         <w:pStyle w:val="ListBullet"/>
+        <w:numPr>
+          <w:ilvl w:val="0"/>
+          <w:numId w:val="10"/>
+        </w:numPr>
+        <w:tabs>
+          <w:tab w:val="num" w:pos="720"/>
+        </w:tabs>
+        <w:rPr>
+          <w:lang w:val="en-GB"/>
+        </w:rPr>
       </w:pPr>
       <w:r>
-        <w:t>transport: 63.7%</w:t>
+        <w:rPr>
+          <w:lang w:val="en-GB"/>
+        </w:rPr>
+        <w:t>T</w:t>
+      </w:r>
+      <w:r>
+        <w:rPr>
+          <w:lang w:val="en-GB"/>
+        </w:rPr>
+        <w:t xml:space="preserve">ransport: </w:t>
+      </w:r>
+      <w:r>
+        <w:rPr>
+          <w:lang w:val="en-GB"/>
+        </w:rPr>
+        <w:t>80.4</w:t>
+      </w:r>
+      <w:r>
+        <w:rPr>
+          <w:lang w:val="en-GB"/>
+        </w:rPr>
+        <w:t>%</w:t>
       </w:r>
     </w:p>
     <w:p>
       <w:pPr>
         <w:pStyle w:val="ListBullet"/>
+        <w:numPr>
+          <w:ilvl w:val="0"/>
+          <w:numId w:val="10"/>
+        </w:numPr>
+        <w:tabs>
+          <w:tab w:val="num" w:pos="720"/>
+        </w:tabs>
+        <w:rPr>
+          <w:lang w:val="en-GB"/>
+        </w:rPr>
       </w:pPr>
       <w:r>
-        <w:t xml:space="preserve">firewall: 98.5% </w:t>
+        <w:rPr>
+          <w:lang w:val="en-GB"/>
+        </w:rPr>
+        <w:t>F</w:t>
+      </w:r>
+      <w:r>
+        <w:rPr>
+          <w:lang w:val="en-GB"/>
+        </w:rPr>
+        <w:t>irewall: 9</w:t>
+      </w:r>
+      <w:r>
+        <w:rPr>
+          <w:lang w:val="en-GB"/>
+        </w:rPr>
+        <w:t>5.7</w:t>
+      </w:r>
+      <w:r>
+        <w:rPr>
+          <w:lang w:val="en-GB"/>
+        </w:rPr>
+        <w:t>%</w:t>
       </w:r>
     </w:p>
     <w:p>
       <w:pPr>
         <w:pStyle w:val="ListBullet"/>
+        <w:numPr>
+          <w:ilvl w:val="0"/>
+          <w:numId w:val="10"/>
+        </w:numPr>
+        <w:tabs>
+          <w:tab w:val="num" w:pos="720"/>
+        </w:tabs>
+        <w:rPr>
+          <w:lang w:val="en-GB"/>
+        </w:rPr>
       </w:pPr>
       <w:r>
-        <w:t>registry: 38.4%</w:t>
+        <w:rPr>
+          <w:lang w:val="en-GB"/>
+        </w:rPr>
+        <w:t>R</w:t>
+      </w:r>
+      <w:r>
+        <w:rPr>
+          <w:lang w:val="en-GB"/>
+        </w:rPr>
+        <w:t xml:space="preserve">egistry: </w:t>
+      </w:r>
+      <w:r>
+        <w:rPr>
+          <w:lang w:val="en-GB"/>
+        </w:rPr>
+        <w:t>91.0</w:t>
+      </w:r>
+      <w:r>
+        <w:rPr>
+          <w:lang w:val="en-GB"/>
+        </w:rPr>
+        <w:t>%</w:t>
       </w:r>
     </w:p>
     <w:p>
       <w:pPr>
         <w:pStyle w:val="ListBullet"/>
+        <w:numPr>
+          <w:ilvl w:val="0"/>
+          <w:numId w:val="10"/>
+        </w:numPr>
+        <w:tabs>
+          <w:tab w:val="num" w:pos="720"/>
+        </w:tabs>
+        <w:rPr>
+          <w:lang w:val="en-GB"/>
+        </w:rPr>
       </w:pPr>
       <w:r>
-        <w:t>server: 33.4%</w:t>
+        <w:rPr>
+          <w:lang w:val="en-GB"/>
+        </w:rPr>
+        <w:t>Netutil: 82.4%</w:t>
       </w:r>
     </w:p>
-    <w:p/>
     <w:p>
+      <w:pPr>
+        <w:pStyle w:val="ListBullet"/>
+        <w:numPr>
+          <w:ilvl w:val="0"/>
+          <w:numId w:val="0"/>
+        </w:numPr>
+        <w:ind w:left="360"/>
+        <w:rPr>
+          <w:lang w:val="en-GB"/>
+        </w:rPr>
+      </w:pPr>
+    </w:p>
+    <w:p>
+      <w:pPr>
+        <w:pStyle w:val="ListBullet"/>
+        <w:numPr>
+          <w:ilvl w:val="0"/>
+          <w:numId w:val="0"/>
+        </w:numPr>
+        <w:ind w:left="360" w:hanging="360"/>
+        <w:rPr>
+          <w:lang w:val="en-GB"/>
+        </w:rPr>
+      </w:pPr>
       <w:r>
-        <w:t>Global coverage: 23.7% (last full-suite run; not recomputed after the targeted firewall rerun)</w:t>
+        <w:rPr>
+          <w:lang w:val="en-GB"/>
+        </w:rPr>
+        <w:t>Command-level coverage (cmd/*):</w:t>
       </w:r>
     </w:p>
-    <w:p/>
+    <w:p>
+      <w:pPr>
+        <w:pStyle w:val="ListBullet"/>
+        <w:numPr>
+          <w:ilvl w:val="0"/>
+          <w:numId w:val="11"/>
+        </w:numPr>
+        <w:tabs>
+          <w:tab w:val="num" w:pos="720"/>
+        </w:tabs>
+        <w:rPr>
+          <w:lang w:val="en-GB"/>
+        </w:rPr>
+      </w:pPr>
+      <w:r>
+        <w:rPr>
+          <w:lang w:val="en-GB"/>
+        </w:rPr>
+        <w:t>client_proxy: 69.5%</w:t>
+      </w:r>
+    </w:p>
+    <w:p>
+      <w:pPr>
+        <w:pStyle w:val="ListBullet"/>
+        <w:numPr>
+          <w:ilvl w:val="0"/>
+          <w:numId w:val="11"/>
+        </w:numPr>
+        <w:tabs>
+          <w:tab w:val="num" w:pos="720"/>
+        </w:tabs>
+        <w:rPr>
+          <w:lang w:val="en-GB"/>
+        </w:rPr>
+      </w:pPr>
+      <w:r>
+        <w:rPr>
+          <w:lang w:val="en-GB"/>
+        </w:rPr>
+        <w:t>server: 34.4%</w:t>
+      </w:r>
+    </w:p>
     <w:p>
       <w:pPr>
         <w:pStyle w:val="Heading1"/>
@@ -464,6 +876,14 @@
       </w:pPr>
       <w:r>
         <w:t>Connection limiting robustness</w:t>
+      </w:r>
+    </w:p>
+    <w:p>
+      <w:pPr>
+        <w:pStyle w:val="ListBullet"/>
+      </w:pPr>
+      <w:r>
+        <w:t xml:space="preserve">Cache eviction </w:t>
       </w:r>
     </w:p>
     <w:p/>
@@ -517,30 +937,25 @@
         <w:pStyle w:val="ListBullet"/>
       </w:pPr>
       <w:r>
-        <w:lastRenderedPageBreak/>
         <w:t>Registry selection/cleanup</w:t>
       </w:r>
     </w:p>
-    <w:p/>
     <w:p>
+      <w:pPr>
+        <w:pStyle w:val="ListBullet"/>
+      </w:pPr>
       <w:r>
-        <w:t>Remaining gap:</w:t>
-      </w:r>
-    </w:p>
-    <w:p>
-      <w:pPr>
-        <w:pStyle w:val="ListBullet"/>
-      </w:pPr>
-      <w:r>
-        <w:t>P2P stale data cleanup transfer behavior</w:t>
+        <w:t>P2P handling incorrect node choice for store using k nearest neighbors</w:t>
       </w:r>
     </w:p>
     <w:p/>
+    <w:p/>
     <w:p>
       <w:pPr>
         <w:pStyle w:val="Heading1"/>
       </w:pPr>
       <w:r>
+        <w:lastRenderedPageBreak/>
         <w:t>6. Existing Issues Status</w:t>
       </w:r>
     </w:p>
@@ -552,16 +967,6 @@
     <w:p>
       <w:r>
         <w:t>1. P2P DHT consistency under churn</w:t>
-      </w:r>
-    </w:p>
-    <w:p>
-      <w:r>
-        <w:t>2. CleanupStaleData() deletes instead of transfers</w:t>
-      </w:r>
-    </w:p>
-    <w:p>
-      <w:r>
-        <w:t>3. Loop-prevention improvements pending</w:t>
       </w:r>
     </w:p>
     <w:p/>
@@ -730,7 +1135,7 @@
   <w:abstractNum w:abstractNumId="8" w15:restartNumberingAfterBreak="0">
     <w:nsid w:val="FFFFFF89"/>
     <w:multiLevelType w:val="singleLevel"/>
-    <w:tmpl w:val="29761A62"/>
+    <w:tmpl w:val="DBFCFE94"/>
     <w:lvl w:ilvl="0">
       <w:start w:val="1"/>
       <w:numFmt w:val="bullet"/>
@@ -745,6 +1150,304 @@
       </w:pPr>
       <w:rPr>
         <w:rFonts w:ascii="Symbol" w:hAnsi="Symbol" w:hint="default"/>
+      </w:rPr>
+    </w:lvl>
+  </w:abstractNum>
+  <w:abstractNum w:abstractNumId="9" w15:restartNumberingAfterBreak="0">
+    <w:nsid w:val="4A525F73"/>
+    <w:multiLevelType w:val="multilevel"/>
+    <w:tmpl w:val="01628D06"/>
+    <w:lvl w:ilvl="0">
+      <w:start w:val="1"/>
+      <w:numFmt w:val="bullet"/>
+      <w:lvlText w:val=""/>
+      <w:lvlJc w:val="left"/>
+      <w:pPr>
+        <w:tabs>
+          <w:tab w:val="num" w:pos="360"/>
+        </w:tabs>
+        <w:ind w:left="360" w:hanging="360"/>
+      </w:pPr>
+      <w:rPr>
+        <w:rFonts w:ascii="Symbol" w:hAnsi="Symbol" w:hint="default"/>
+        <w:sz w:val="20"/>
+      </w:rPr>
+    </w:lvl>
+    <w:lvl w:ilvl="1" w:tentative="1">
+      <w:start w:val="1"/>
+      <w:numFmt w:val="bullet"/>
+      <w:lvlText w:val="o"/>
+      <w:lvlJc w:val="left"/>
+      <w:pPr>
+        <w:tabs>
+          <w:tab w:val="num" w:pos="1080"/>
+        </w:tabs>
+        <w:ind w:left="1080" w:hanging="360"/>
+      </w:pPr>
+      <w:rPr>
+        <w:rFonts w:ascii="Courier New" w:hAnsi="Courier New" w:hint="default"/>
+        <w:sz w:val="20"/>
+      </w:rPr>
+    </w:lvl>
+    <w:lvl w:ilvl="2" w:tentative="1">
+      <w:start w:val="1"/>
+      <w:numFmt w:val="bullet"/>
+      <w:lvlText w:val=""/>
+      <w:lvlJc w:val="left"/>
+      <w:pPr>
+        <w:tabs>
+          <w:tab w:val="num" w:pos="1800"/>
+        </w:tabs>
+        <w:ind w:left="1800" w:hanging="360"/>
+      </w:pPr>
+      <w:rPr>
+        <w:rFonts w:ascii="Wingdings" w:hAnsi="Wingdings" w:hint="default"/>
+        <w:sz w:val="20"/>
+      </w:rPr>
+    </w:lvl>
+    <w:lvl w:ilvl="3" w:tentative="1">
+      <w:start w:val="1"/>
+      <w:numFmt w:val="bullet"/>
+      <w:lvlText w:val=""/>
+      <w:lvlJc w:val="left"/>
+      <w:pPr>
+        <w:tabs>
+          <w:tab w:val="num" w:pos="2520"/>
+        </w:tabs>
+        <w:ind w:left="2520" w:hanging="360"/>
+      </w:pPr>
+      <w:rPr>
+        <w:rFonts w:ascii="Wingdings" w:hAnsi="Wingdings" w:hint="default"/>
+        <w:sz w:val="20"/>
+      </w:rPr>
+    </w:lvl>
+    <w:lvl w:ilvl="4" w:tentative="1">
+      <w:start w:val="1"/>
+      <w:numFmt w:val="bullet"/>
+      <w:lvlText w:val=""/>
+      <w:lvlJc w:val="left"/>
+      <w:pPr>
+        <w:tabs>
+          <w:tab w:val="num" w:pos="3240"/>
+        </w:tabs>
+        <w:ind w:left="3240" w:hanging="360"/>
+      </w:pPr>
+      <w:rPr>
+        <w:rFonts w:ascii="Wingdings" w:hAnsi="Wingdings" w:hint="default"/>
+        <w:sz w:val="20"/>
+      </w:rPr>
+    </w:lvl>
+    <w:lvl w:ilvl="5" w:tentative="1">
+      <w:start w:val="1"/>
+      <w:numFmt w:val="bullet"/>
+      <w:lvlText w:val=""/>
+      <w:lvlJc w:val="left"/>
+      <w:pPr>
+        <w:tabs>
+          <w:tab w:val="num" w:pos="3960"/>
+        </w:tabs>
+        <w:ind w:left="3960" w:hanging="360"/>
+      </w:pPr>
+      <w:rPr>
+        <w:rFonts w:ascii="Wingdings" w:hAnsi="Wingdings" w:hint="default"/>
+        <w:sz w:val="20"/>
+      </w:rPr>
+    </w:lvl>
+    <w:lvl w:ilvl="6" w:tentative="1">
+      <w:start w:val="1"/>
+      <w:numFmt w:val="bullet"/>
+      <w:lvlText w:val=""/>
+      <w:lvlJc w:val="left"/>
+      <w:pPr>
+        <w:tabs>
+          <w:tab w:val="num" w:pos="4680"/>
+        </w:tabs>
+        <w:ind w:left="4680" w:hanging="360"/>
+      </w:pPr>
+      <w:rPr>
+        <w:rFonts w:ascii="Wingdings" w:hAnsi="Wingdings" w:hint="default"/>
+        <w:sz w:val="20"/>
+      </w:rPr>
+    </w:lvl>
+    <w:lvl w:ilvl="7" w:tentative="1">
+      <w:start w:val="1"/>
+      <w:numFmt w:val="bullet"/>
+      <w:lvlText w:val=""/>
+      <w:lvlJc w:val="left"/>
+      <w:pPr>
+        <w:tabs>
+          <w:tab w:val="num" w:pos="5400"/>
+        </w:tabs>
+        <w:ind w:left="5400" w:hanging="360"/>
+      </w:pPr>
+      <w:rPr>
+        <w:rFonts w:ascii="Wingdings" w:hAnsi="Wingdings" w:hint="default"/>
+        <w:sz w:val="20"/>
+      </w:rPr>
+    </w:lvl>
+    <w:lvl w:ilvl="8" w:tentative="1">
+      <w:start w:val="1"/>
+      <w:numFmt w:val="bullet"/>
+      <w:lvlText w:val=""/>
+      <w:lvlJc w:val="left"/>
+      <w:pPr>
+        <w:tabs>
+          <w:tab w:val="num" w:pos="6120"/>
+        </w:tabs>
+        <w:ind w:left="6120" w:hanging="360"/>
+      </w:pPr>
+      <w:rPr>
+        <w:rFonts w:ascii="Wingdings" w:hAnsi="Wingdings" w:hint="default"/>
+        <w:sz w:val="20"/>
+      </w:rPr>
+    </w:lvl>
+  </w:abstractNum>
+  <w:abstractNum w:abstractNumId="10" w15:restartNumberingAfterBreak="0">
+    <w:nsid w:val="58155D6F"/>
+    <w:multiLevelType w:val="multilevel"/>
+    <w:tmpl w:val="7370156A"/>
+    <w:lvl w:ilvl="0">
+      <w:start w:val="1"/>
+      <w:numFmt w:val="bullet"/>
+      <w:lvlText w:val=""/>
+      <w:lvlJc w:val="left"/>
+      <w:pPr>
+        <w:tabs>
+          <w:tab w:val="num" w:pos="360"/>
+        </w:tabs>
+        <w:ind w:left="360" w:hanging="360"/>
+      </w:pPr>
+      <w:rPr>
+        <w:rFonts w:ascii="Symbol" w:hAnsi="Symbol" w:hint="default"/>
+        <w:sz w:val="20"/>
+      </w:rPr>
+    </w:lvl>
+    <w:lvl w:ilvl="1" w:tentative="1">
+      <w:start w:val="1"/>
+      <w:numFmt w:val="bullet"/>
+      <w:lvlText w:val="o"/>
+      <w:lvlJc w:val="left"/>
+      <w:pPr>
+        <w:tabs>
+          <w:tab w:val="num" w:pos="1080"/>
+        </w:tabs>
+        <w:ind w:left="1080" w:hanging="360"/>
+      </w:pPr>
+      <w:rPr>
+        <w:rFonts w:ascii="Courier New" w:hAnsi="Courier New" w:hint="default"/>
+        <w:sz w:val="20"/>
+      </w:rPr>
+    </w:lvl>
+    <w:lvl w:ilvl="2" w:tentative="1">
+      <w:start w:val="1"/>
+      <w:numFmt w:val="bullet"/>
+      <w:lvlText w:val=""/>
+      <w:lvlJc w:val="left"/>
+      <w:pPr>
+        <w:tabs>
+          <w:tab w:val="num" w:pos="1800"/>
+        </w:tabs>
+        <w:ind w:left="1800" w:hanging="360"/>
+      </w:pPr>
+      <w:rPr>
+        <w:rFonts w:ascii="Wingdings" w:hAnsi="Wingdings" w:hint="default"/>
+        <w:sz w:val="20"/>
+      </w:rPr>
+    </w:lvl>
+    <w:lvl w:ilvl="3" w:tentative="1">
+      <w:start w:val="1"/>
+      <w:numFmt w:val="bullet"/>
+      <w:lvlText w:val=""/>
+      <w:lvlJc w:val="left"/>
+      <w:pPr>
+        <w:tabs>
+          <w:tab w:val="num" w:pos="2520"/>
+        </w:tabs>
+        <w:ind w:left="2520" w:hanging="360"/>
+      </w:pPr>
+      <w:rPr>
+        <w:rFonts w:ascii="Wingdings" w:hAnsi="Wingdings" w:hint="default"/>
+        <w:sz w:val="20"/>
+      </w:rPr>
+    </w:lvl>
+    <w:lvl w:ilvl="4" w:tentative="1">
+      <w:start w:val="1"/>
+      <w:numFmt w:val="bullet"/>
+      <w:lvlText w:val=""/>
+      <w:lvlJc w:val="left"/>
+      <w:pPr>
+        <w:tabs>
+          <w:tab w:val="num" w:pos="3240"/>
+        </w:tabs>
+        <w:ind w:left="3240" w:hanging="360"/>
+      </w:pPr>
+      <w:rPr>
+        <w:rFonts w:ascii="Wingdings" w:hAnsi="Wingdings" w:hint="default"/>
+        <w:sz w:val="20"/>
+      </w:rPr>
+    </w:lvl>
+    <w:lvl w:ilvl="5" w:tentative="1">
+      <w:start w:val="1"/>
+      <w:numFmt w:val="bullet"/>
+      <w:lvlText w:val=""/>
+      <w:lvlJc w:val="left"/>
+      <w:pPr>
+        <w:tabs>
+          <w:tab w:val="num" w:pos="3960"/>
+        </w:tabs>
+        <w:ind w:left="3960" w:hanging="360"/>
+      </w:pPr>
+      <w:rPr>
+        <w:rFonts w:ascii="Wingdings" w:hAnsi="Wingdings" w:hint="default"/>
+        <w:sz w:val="20"/>
+      </w:rPr>
+    </w:lvl>
+    <w:lvl w:ilvl="6" w:tentative="1">
+      <w:start w:val="1"/>
+      <w:numFmt w:val="bullet"/>
+      <w:lvlText w:val=""/>
+      <w:lvlJc w:val="left"/>
+      <w:pPr>
+        <w:tabs>
+          <w:tab w:val="num" w:pos="4680"/>
+        </w:tabs>
+        <w:ind w:left="4680" w:hanging="360"/>
+      </w:pPr>
+      <w:rPr>
+        <w:rFonts w:ascii="Wingdings" w:hAnsi="Wingdings" w:hint="default"/>
+        <w:sz w:val="20"/>
+      </w:rPr>
+    </w:lvl>
+    <w:lvl w:ilvl="7" w:tentative="1">
+      <w:start w:val="1"/>
+      <w:numFmt w:val="bullet"/>
+      <w:lvlText w:val=""/>
+      <w:lvlJc w:val="left"/>
+      <w:pPr>
+        <w:tabs>
+          <w:tab w:val="num" w:pos="5400"/>
+        </w:tabs>
+        <w:ind w:left="5400" w:hanging="360"/>
+      </w:pPr>
+      <w:rPr>
+        <w:rFonts w:ascii="Wingdings" w:hAnsi="Wingdings" w:hint="default"/>
+        <w:sz w:val="20"/>
+      </w:rPr>
+    </w:lvl>
+    <w:lvl w:ilvl="8" w:tentative="1">
+      <w:start w:val="1"/>
+      <w:numFmt w:val="bullet"/>
+      <w:lvlText w:val=""/>
+      <w:lvlJc w:val="left"/>
+      <w:pPr>
+        <w:tabs>
+          <w:tab w:val="num" w:pos="6120"/>
+        </w:tabs>
+        <w:ind w:left="6120" w:hanging="360"/>
+      </w:pPr>
+      <w:rPr>
+        <w:rFonts w:ascii="Wingdings" w:hAnsi="Wingdings" w:hint="default"/>
+        <w:sz w:val="20"/>
       </w:rPr>
     </w:lvl>
   </w:abstractNum>
@@ -774,6 +1477,12 @@
   </w:num>
   <w:num w:numId="9" w16cid:durableId="1223252142">
     <w:abstractNumId w:val="0"/>
+  </w:num>
+  <w:num w:numId="10" w16cid:durableId="1614364390">
+    <w:abstractNumId w:val="10"/>
+  </w:num>
+  <w:num w:numId="11" w16cid:durableId="1367636484">
+    <w:abstractNumId w:val="9"/>
   </w:num>
 </w:numbering>
 </file>
@@ -1381,7 +2090,6 @@
   <w:style w:type="character" w:default="1" w:styleId="DefaultParagraphFont">
     <w:name w:val="Default Paragraph Font"/>
     <w:uiPriority w:val="1"/>
-    <w:semiHidden/>
     <w:unhideWhenUsed/>
   </w:style>
   <w:style w:type="table" w:default="1" w:styleId="TableNormal">
